--- a/courts/ninth-circuit/california/state/court-of-appeal-second-district/amicus-brief/usage/OUTPUT-amicus-brief.docx
+++ b/courts/ninth-circuit/california/state/court-of-appeal-second-district/amicus-brief/usage/OUTPUT-amicus-brief.docx
@@ -1146,9 +1146,7 @@
         <w:t xml:space="preserve"> </w:t>
       </w:r>
       <w:r>
-        <w:t xml:space="preserve">477</w:t>
-        <w:noBreakHyphen/>
-        <w:t xml:space="preserve">1700</w:t>
+        <w:t xml:space="preserve">477-⁠1700</w:t>
       </w:r>
     </w:p>
     <w:p>
@@ -2667,11 +2665,7 @@
         <w:t xml:space="preserve"> </w:t>
       </w:r>
       <w:r>
-        <w:t xml:space="preserve">30</w:t>
-        <w:noBreakHyphen/>
-        <w:t xml:space="preserve">2016</w:t>
-        <w:noBreakHyphen/>
-        <w:t xml:space="preserve">00832243-CU-CR-CJC</w:t>
+        <w:t xml:space="preserve">30-⁠2016-⁠00832243-CU-CR-CJC</w:t>
       </w:r>
       <w:r>
         <w:t xml:space="preserve">   </w:t>
@@ -3943,17 +3937,13 @@
         <w:t xml:space="preserve"> </w:t>
       </w:r>
       <w:r>
-        <w:t xml:space="preserve">48</w:t>
-        <w:noBreakHyphen/>
-        <w:t xml:space="preserve">52,</w:t>
-      </w:r>
-      <w:r>
-        <w:t xml:space="preserve"> </w:t>
-      </w:r>
-      <w:r>
-        <w:t xml:space="preserve">56</w:t>
-        <w:noBreakHyphen/>
-        <w:t xml:space="preserve">57</w:t>
+        <w:t xml:space="preserve">48-⁠52,</w:t>
+      </w:r>
+      <w:r>
+        <w:t xml:space="preserve"> </w:t>
+      </w:r>
+      <w:r>
+        <w:t xml:space="preserve">56-⁠57</w:t>
       </w:r>
       <w:r>
         <w:t xml:space="preserve"> </w:t>
@@ -4974,13 +4964,7 @@
         <w:pStyle w:val="BodyTextNote"/>
       </w:pPr>
       <w:r>
-        <w:t xml:space="preserve">In their brief (ROB, pp. 63</w:t>
-      </w:r>
-      <w:r>
-        <w:noBreakHyphen/>
-      </w:r>
-      <w:r>
-        <w:t xml:space="preserve">66), Respondents correctly point to the text of the CVRA, which rejects Appellant’s view that an at-large election system may only be considered to dilute the vote of a protected class if that protected class is numerous and compact enough to constitute the majority of eligible voters in a single member district. (Elec.</w:t>
+        <w:t xml:space="preserve">In their brief (ROB, pp. 63-⁠66), Respondents correctly point to the text of the CVRA, which rejects Appellant’s view that an at-large election system may only be considered to dilute the vote of a protected class if that protected class is numerous and compact enough to constitute the majority of eligible voters in a single member district. (Elec.</w:t>
       </w:r>
       <w:r>
         <w:t xml:space="preserve"> </w:t>
@@ -5500,13 +5484,7 @@
         <w:pStyle w:val="BodyText"/>
       </w:pPr>
       <w:r>
-        <w:t xml:space="preserve">As demonstrated by its Statement of Decision, the Superior Court engaged in precisely the sort of case-specific fact-intensive analysis of the likely effectiveness of the Pico Neighborhood District contemplated by the legislative history of the CVRA. (Tr. Court Statement of Decision, pp. 39, 65</w:t>
-      </w:r>
-      <w:r>
-        <w:noBreakHyphen/>
-      </w:r>
-      <w:r>
-        <w:t xml:space="preserve">67;</w:t>
+        <w:t xml:space="preserve">As demonstrated by its Statement of Decision, the Superior Court engaged in precisely the sort of case-specific fact-intensive analysis of the likely effectiveness of the Pico Neighborhood District contemplated by the legislative history of the CVRA. (Tr. Court Statement of Decision, pp. 39, 65-⁠67;</w:t>
       </w:r>
       <w:r>
         <w:t xml:space="preserve"> </w:t>
@@ -5544,25 +5522,13 @@
         <w:pStyle w:val="BodyText"/>
       </w:pPr>
       <w:r>
-        <w:t xml:space="preserve">(Tr. Court Statement of Decision, pp. 65</w:t>
-      </w:r>
-      <w:r>
-        <w:noBreakHyphen/>
-      </w:r>
-      <w:r>
-        <w:t xml:space="preserve">66, citing Florence</w:t>
-      </w:r>
-      <w:r>
-        <w:t xml:space="preserve"> </w:t>
-      </w:r>
-      <w:r>
-        <w:t xml:space="preserve">Adams, Latinos and Local Representation: Changing Realities, Emerging Theories (2000), at pp. 49</w:t>
-      </w:r>
-      <w:r>
-        <w:noBreakHyphen/>
-      </w:r>
-      <w:r>
-        <w:t xml:space="preserve">61). The Superior Court then turned to the proportion of Latinos in the remedial district and the performance of Latino candidates preferred by the Latino electorate within that remedial district:</w:t>
+        <w:t xml:space="preserve">(Tr. Court Statement of Decision, pp. 65-⁠66, citing Florence</w:t>
+      </w:r>
+      <w:r>
+        <w:t xml:space="preserve"> </w:t>
+      </w:r>
+      <w:r>
+        <w:t xml:space="preserve">Adams, Latinos and Local Representation: Changing Realities, Emerging Theories (2000), at pp. 49-⁠61). The Superior Court then turned to the proportion of Latinos in the remedial district and the performance of Latino candidates preferred by the Latino electorate within that remedial district:</w:t>
       </w:r>
     </w:p>
     <w:p>
@@ -6660,13 +6626,7 @@
         <w:t xml:space="preserve"> </w:t>
       </w:r>
       <w:r>
-        <w:t xml:space="preserve">ROB, pp. 26, 47, 60</w:t>
-      </w:r>
-      <w:r>
-        <w:noBreakHyphen/>
-      </w:r>
-      <w:r>
-        <w:t xml:space="preserve">61; ARB, p. 32). And, though she lost in the at-large election, Ms. Loya received the most votes of any candidate in the Pico Neighborhood District. (Reporter’s Transcript pp. 2132:26 – 2134:14, 2321:13 – 2322:2).</w:t>
+        <w:t xml:space="preserve">ROB, pp. 26, 47, 60-⁠61; ARB, p. 32). And, though she lost in the at-large election, Ms. Loya received the most votes of any candidate in the Pico Neighborhood District. (Reporter’s Transcript pp. 2132:26 – 2134:14, 2321:13 – 2322:2).</w:t>
       </w:r>
     </w:p>
     <w:p>
@@ -6944,13 +6904,7 @@
         <w:t xml:space="preserve"> </w:t>
       </w:r>
       <w:r>
-        <w:t xml:space="preserve">Beyond Gingles: Influence Districts and the Pragmatic Tradition in Voting Rights Law (1993) U. San. Fran. L. Rev., Vol. 27 at pp. 566</w:t>
-      </w:r>
-      <w:r>
-        <w:noBreakHyphen/>
-      </w:r>
-      <w:r>
-        <w:t xml:space="preserve">569 [noting Latino success in California has primarily occurred in districts that have a significant Latino proportion but not a majority – districts between 16% and 45%, and explaining that in California “any hard-and-fast definition of a minimum level of minority population necessary for [a] group to influence an election is nonsensical”]; Epstein</w:t>
+        <w:t xml:space="preserve">Beyond Gingles: Influence Districts and the Pragmatic Tradition in Voting Rights Law (1993) U. San. Fran. L. Rev., Vol. 27 at pp. 566-⁠569 [noting Latino success in California has primarily occurred in districts that have a significant Latino proportion but not a majority – districts between 16% and 45%, and explaining that in California “any hard-and-fast definition of a minimum level of minority population necessary for [a] group to influence an election is nonsensical”]; Epstein</w:t>
       </w:r>
       <w:r>
         <w:t xml:space="preserve"> </w:t>
@@ -6983,13 +6937,7 @@
         <w:t xml:space="preserve"> </w:t>
       </w:r>
       <w:r>
-        <w:t xml:space="preserve">(2003) 539 U.S. 461, 482</w:t>
-      </w:r>
-      <w:r>
-        <w:noBreakHyphen/>
-      </w:r>
-      <w:r>
-        <w:t xml:space="preserve">483 [“various studies have suggested that the most effective way to maximize minority voting strength may be to create more influence or coalitional districts,” citing five prominent articles].)</w:t>
+        <w:t xml:space="preserve">(2003) 539 U.S. 461, 482-⁠483 [“various studies have suggested that the most effective way to maximize minority voting strength may be to create more influence or coalitional districts,” citing five prominent articles].)</w:t>
       </w:r>
     </w:p>
     <w:p>
@@ -7033,19 +6981,7 @@
         <w:t xml:space="preserve">Voter Registration Education Project v. City of San Juan Capistrano</w:t>
       </w:r>
       <w:r>
-        <w:t xml:space="preserve">, Orange County Superior Court Case No. 30</w:t>
-      </w:r>
-      <w:r>
-        <w:noBreakHyphen/>
-      </w:r>
-      <w:r>
-        <w:t xml:space="preserve">2016</w:t>
-      </w:r>
-      <w:r>
-        <w:noBreakHyphen/>
-      </w:r>
-      <w:r>
-        <w:t xml:space="preserve">00832243-CU-CR-CJC). San Juan Capistrano’s first district elections were held in 2016. Though he had no appetite for running in another at-large election, Mr. Farias was encouraged to seek a seat on the city council in the new district election format. Mr. Farias ran in the district with the highest Latino proportion – but even that district was only 44% Latino by citizen-voting-age-population. With the smaller electorate and smaller geography in which he had to campaign, Mr. Farias focused his campaign on making personal contact with potential voters – knocking on nearly every door in the district. That campaign strategy was not only appropriate because of the size of the electorate, it was also necessary because Mr. Farias is not particularly wealthy, nor did he have a well-financed campaign. Mr. Farias prevailed in that district election, with 58.6% of the vote, and was even then elected Mayor by his colleagues on the city council. Mr. Farias’ success would not have been possible without the CVRA.</w:t>
+        <w:t xml:space="preserve">, Orange County Superior Court Case No. 30-⁠2016-⁠00832243-CU-CR-CJC). San Juan Capistrano’s first district elections were held in 2016. Though he had no appetite for running in another at-large election, Mr. Farias was encouraged to seek a seat on the city council in the new district election format. Mr. Farias ran in the district with the highest Latino proportion – but even that district was only 44% Latino by citizen-voting-age-population. With the smaller electorate and smaller geography in which he had to campaign, Mr. Farias focused his campaign on making personal contact with potential voters – knocking on nearly every door in the district. That campaign strategy was not only appropriate because of the size of the electorate, it was also necessary because Mr. Farias is not particularly wealthy, nor did he have a well-financed campaign. Mr. Farias prevailed in that district election, with 58.6% of the vote, and was even then elected Mayor by his colleagues on the city council. Mr. Farias’ success would not have been possible without the CVRA.</w:t>
       </w:r>
     </w:p>
     <w:p>
@@ -9916,9 +9852,7 @@
               <w:t xml:space="preserve"> </w:t>
             </w:r>
             <w:r>
-              <w:t xml:space="preserve">457</w:t>
-              <w:noBreakHyphen/>
-              <w:t xml:space="preserve">0970</w:t>
+              <w:t xml:space="preserve">457-⁠0970</w:t>
             </w:r>
           </w:p>
           <w:p>
@@ -10209,9 +10143,7 @@
               <w:t xml:space="preserve"> </w:t>
             </w:r>
             <w:r>
-              <w:t xml:space="preserve">229</w:t>
-              <w:noBreakHyphen/>
-              <w:t xml:space="preserve">7000</w:t>
+              <w:t xml:space="preserve">229-⁠7000</w:t>
             </w:r>
           </w:p>
           <w:p>
@@ -10436,9 +10368,7 @@
               <w:t xml:space="preserve"> </w:t>
             </w:r>
             <w:r>
-              <w:t xml:space="preserve">458</w:t>
-              <w:noBreakHyphen/>
-              <w:t xml:space="preserve">8336</w:t>
+              <w:t xml:space="preserve">458-⁠8336</w:t>
             </w:r>
           </w:p>
           <w:p>
@@ -10615,9 +10545,7 @@
               <w:t xml:space="preserve"> </w:t>
             </w:r>
             <w:r>
-              <w:t xml:space="preserve">298</w:t>
-              <w:noBreakHyphen/>
-              <w:t xml:space="preserve">4857</w:t>
+              <w:t xml:space="preserve">298-⁠4857</w:t>
             </w:r>
           </w:p>
           <w:p>
@@ -10842,9 +10770,7 @@
               <w:t xml:space="preserve"> </w:t>
             </w:r>
             <w:r>
-              <w:t xml:space="preserve">763</w:t>
-              <w:noBreakHyphen/>
-              <w:t xml:space="preserve">9800</w:t>
+              <w:t xml:space="preserve">763-⁠9800</w:t>
             </w:r>
           </w:p>
           <w:p>
@@ -11033,9 +10959,7 @@
               <w:t xml:space="preserve"> </w:t>
             </w:r>
             <w:r>
-              <w:t xml:space="preserve">295</w:t>
-              <w:noBreakHyphen/>
-              <w:t xml:space="preserve">3023</w:t>
+              <w:t xml:space="preserve">295-⁠3023</w:t>
             </w:r>
           </w:p>
           <w:p>
@@ -11224,9 +11148,7 @@
               <w:t xml:space="preserve"> </w:t>
             </w:r>
             <w:r>
-              <w:t xml:space="preserve">949</w:t>
-              <w:noBreakHyphen/>
-              <w:t xml:space="preserve">2595</w:t>
+              <w:t xml:space="preserve">949-⁠2595</w:t>
             </w:r>
           </w:p>
           <w:p>
@@ -11427,9 +11349,7 @@
               <w:t xml:space="preserve"> </w:t>
             </w:r>
             <w:r>
-              <w:t xml:space="preserve">396</w:t>
-              <w:noBreakHyphen/>
-              <w:t xml:space="preserve">0731</w:t>
+              <w:t xml:space="preserve">396-⁠0731</w:t>
             </w:r>
           </w:p>
           <w:p>
@@ -11630,9 +11550,7 @@
               <w:t xml:space="preserve"> </w:t>
             </w:r>
             <w:r>
-              <w:t xml:space="preserve">310</w:t>
-              <w:noBreakHyphen/>
-              <w:t xml:space="preserve">7009</w:t>
+              <w:t xml:space="preserve">310-⁠7009</w:t>
             </w:r>
           </w:p>
           <w:p>
@@ -11987,13 +11905,7 @@
         <w:t xml:space="preserve"> </w:t>
       </w:r>
       <w:r>
-        <w:t xml:space="preserve">In its reply brief, Appellant seems to acknowledge that dilution may exist if the protected class is numerous and compact enough to constitute a “near-majority” in a single member district. (ARB, pp. 51</w:t>
-      </w:r>
-      <w:r>
-        <w:noBreakHyphen/>
-      </w:r>
-      <w:r>
-        <w:t xml:space="preserve">52). But that begs the question – what percentage is sufficient to be called a “near-majority”? As discussed below, it is a variety of factors unique to each political subdivision that determine what minority proportion will be needed for a single member district to be effective, and the Superior Court properly analyzed those factors in deciding to order a district remedy rather than one of the other available remedies, such as cumulative voting or ranked choice voting, which the Superior Court acknowledged would also improve Latino voting power.</w:t>
+        <w:t xml:space="preserve">In its reply brief, Appellant seems to acknowledge that dilution may exist if the protected class is numerous and compact enough to constitute a “near-majority” in a single member district. (ARB, pp. 51-⁠52). But that begs the question – what percentage is sufficient to be called a “near-majority”? As discussed below, it is a variety of factors unique to each political subdivision that determine what minority proportion will be needed for a single member district to be effective, and the Superior Court properly analyzed those factors in deciding to order a district remedy rather than one of the other available remedies, such as cumulative voting or ranked choice voting, which the Superior Court acknowledged would also improve Latino voting power.</w:t>
       </w:r>
     </w:p>
   </w:footnote>
@@ -12012,13 +11924,7 @@
         <w:t xml:space="preserve"> </w:t>
       </w:r>
       <w:r>
-        <w:t xml:space="preserve">The legislative record about the initial passage of CVRA in 2001</w:t>
-      </w:r>
-      <w:r>
-        <w:noBreakHyphen/>
-      </w:r>
-      <w:r>
-        <w:t xml:space="preserve">02 is long and rich. LRI History LLC, a respected source for California legislative history, has scanned 489 pages of files from a dozen file folders. They contain not only staff reports for the various committees, but drafts of statements by the principal legislative author of the bill, Sen. Richard Polanco, committee worksheets and other materials, committee and roll call votes, endorsement letters by outside organizations, and drafts of the bill and amendments to it. This brief refers to the materials by the name of the file folder in which they appear – for example, “Bill Versions (LRI History).” Amici respectfully request that this Court take judicial notice of these materials, and submits a separate motion for judicial notice for that purpose. (See</w:t>
+        <w:t xml:space="preserve">The legislative record about the initial passage of CVRA in 2001-⁠02 is long and rich. LRI History LLC, a respected source for California legislative history, has scanned 489 pages of files from a dozen file folders. They contain not only staff reports for the various committees, but drafts of statements by the principal legislative author of the bill, Sen. Richard Polanco, committee worksheets and other materials, committee and roll call votes, endorsement letters by outside organizations, and drafts of the bill and amendments to it. This brief refers to the materials by the name of the file folder in which they appear – for example, “Bill Versions (LRI History).” Amici respectfully request that this Court take judicial notice of these materials, and submits a separate motion for judicial notice for that purpose. (See</w:t>
       </w:r>
       <w:r>
         <w:t xml:space="preserve"> </w:t>
@@ -12048,13 +11954,7 @@
         <w:t xml:space="preserve"> </w:t>
       </w:r>
       <w:r>
-        <w:t xml:space="preserve">(2017) 18 Cal. App. 5th 415, 425</w:t>
-      </w:r>
-      <w:r>
-        <w:noBreakHyphen/>
-      </w:r>
-      <w:r>
-        <w:t xml:space="preserve">26 [taking judicial notice of LRI History materials].)</w:t>
+        <w:t xml:space="preserve">(2017) 18 Cal. App. 5th 415, 425-⁠26 [taking judicial notice of LRI History materials].)</w:t>
       </w:r>
     </w:p>
   </w:footnote>
@@ -12262,19 +12162,7 @@
         <w:t xml:space="preserve"> </w:t>
       </w:r>
       <w:r>
-        <w:t xml:space="preserve">to Gov. Gray Davis, in Author’s File, pp. 48</w:t>
-      </w:r>
-      <w:r>
-        <w:noBreakHyphen/>
-      </w:r>
-      <w:r>
-        <w:t xml:space="preserve">52, 56</w:t>
-      </w:r>
-      <w:r>
-        <w:noBreakHyphen/>
-      </w:r>
-      <w:r>
-        <w:t xml:space="preserve">57 (LRI History).</w:t>
+        <w:t xml:space="preserve">to Gov. Gray Davis, in Author’s File, pp. 48-⁠52, 56-⁠57 (LRI History).</w:t>
       </w:r>
     </w:p>
   </w:footnote>
@@ -13190,7 +13078,7 @@
     <w:qFormat/>
     <w:pPr>
       <w:keepLines/>
-      <w:spacing w:before="0" w:after="130" w:line="312" w:lineRule="exact"/>
+      <w:spacing w:before="13" w:after="130" w:line="312" w:lineRule="exact"/>
     </w:pPr>
     <w:rPr>
       <w:sz w:val="26"/>
